--- a/Veri Madenciliği Ödev 2.docx
+++ b/Veri Madenciliği Ödev 2.docx
@@ -26,12 +26,28 @@
     </w:p>
     <w:p>
       <w:r>
-        <w:t>Çalışma RStudio ortamında gerçekleştirilmiştir.</w:t>
-      </w:r>
-    </w:p>
-    <w:p>
-      <w:r>
-        <w:t>Kodlar tek bir script dosyası halinde hazırlanmıştır.</w:t>
+        <w:t xml:space="preserve">Çalışma </w:t>
+      </w:r>
+      <w:proofErr w:type="spellStart"/>
+      <w:r>
+        <w:t>RStudio</w:t>
+      </w:r>
+      <w:proofErr w:type="spellEnd"/>
+      <w:r>
+        <w:t xml:space="preserve"> ortamında gerçekleştirilmiştir.</w:t>
+      </w:r>
+    </w:p>
+    <w:p>
+      <w:r>
+        <w:t xml:space="preserve">Kodlar tek bir </w:t>
+      </w:r>
+      <w:proofErr w:type="spellStart"/>
+      <w:r>
+        <w:t>script</w:t>
+      </w:r>
+      <w:proofErr w:type="spellEnd"/>
+      <w:r>
+        <w:t xml:space="preserve"> dosyası halinde hazırlanmıştır.</w:t>
       </w:r>
     </w:p>
     <w:p/>
@@ -42,7 +58,31 @@
     </w:p>
     <w:p>
       <w:r>
-        <w:t>Bu çalışmada Youth Tobacco Survey (YTS) veri seti kullanılmıştır.</w:t>
+        <w:t xml:space="preserve">Bu çalışmada </w:t>
+      </w:r>
+      <w:proofErr w:type="spellStart"/>
+      <w:r>
+        <w:t>Youth</w:t>
+      </w:r>
+      <w:proofErr w:type="spellEnd"/>
+      <w:r>
+        <w:t xml:space="preserve"> </w:t>
+      </w:r>
+      <w:proofErr w:type="spellStart"/>
+      <w:r>
+        <w:t>Tobacco</w:t>
+      </w:r>
+      <w:proofErr w:type="spellEnd"/>
+      <w:r>
+        <w:t xml:space="preserve"> </w:t>
+      </w:r>
+      <w:proofErr w:type="spellStart"/>
+      <w:r>
+        <w:t>Survey</w:t>
+      </w:r>
+      <w:proofErr w:type="spellEnd"/>
+      <w:r>
+        <w:t xml:space="preserve"> (YTS) veri seti kullanılmıştır.</w:t>
       </w:r>
     </w:p>
     <w:p>
@@ -63,8 +103,13 @@
     </w:p>
     <w:p>
       <w:r>
-        <w:t>- LocationDesc</w:t>
-      </w:r>
+        <w:t xml:space="preserve">- </w:t>
+      </w:r>
+      <w:proofErr w:type="spellStart"/>
+      <w:r>
+        <w:t>LocationDesc</w:t>
+      </w:r>
+      <w:proofErr w:type="spellEnd"/>
       <w:r>
         <w:tab/>
         <w:t>: Lokasyon bilgisi</w:t>
@@ -72,8 +117,13 @@
     </w:p>
     <w:p>
       <w:r>
-        <w:t>- TopicDesc</w:t>
-      </w:r>
+        <w:t xml:space="preserve">- </w:t>
+      </w:r>
+      <w:proofErr w:type="spellStart"/>
+      <w:r>
+        <w:t>TopicDesc</w:t>
+      </w:r>
+      <w:proofErr w:type="spellEnd"/>
       <w:r>
         <w:tab/>
       </w:r>
@@ -84,8 +134,13 @@
     </w:p>
     <w:p>
       <w:r>
-        <w:t>- MeasureDesc</w:t>
-      </w:r>
+        <w:t xml:space="preserve">- </w:t>
+      </w:r>
+      <w:proofErr w:type="spellStart"/>
+      <w:r>
+        <w:t>MeasureDesc</w:t>
+      </w:r>
+      <w:proofErr w:type="spellEnd"/>
       <w:r>
         <w:tab/>
         <w:t>: Ölçüm türü</w:t>
@@ -93,8 +148,13 @@
     </w:p>
     <w:p>
       <w:r>
-        <w:t>- Data_Value</w:t>
-      </w:r>
+        <w:t xml:space="preserve">- </w:t>
+      </w:r>
+      <w:proofErr w:type="spellStart"/>
+      <w:r>
+        <w:t>Data_Value</w:t>
+      </w:r>
+      <w:proofErr w:type="spellEnd"/>
       <w:r>
         <w:tab/>
       </w:r>
@@ -105,8 +165,13 @@
     </w:p>
     <w:p>
       <w:r>
-        <w:t>- Sample_Size</w:t>
-      </w:r>
+        <w:t xml:space="preserve">- </w:t>
+      </w:r>
+      <w:proofErr w:type="spellStart"/>
+      <w:r>
+        <w:t>Sample_Size</w:t>
+      </w:r>
+      <w:proofErr w:type="spellEnd"/>
       <w:r>
         <w:tab/>
         <w:t>: Örneklem büyüklüğü</w:t>
@@ -114,8 +179,13 @@
     </w:p>
     <w:p>
       <w:r>
-        <w:t>- Gender</w:t>
-      </w:r>
+        <w:t xml:space="preserve">- </w:t>
+      </w:r>
+      <w:proofErr w:type="spellStart"/>
+      <w:r>
+        <w:t>Gender</w:t>
+      </w:r>
+      <w:proofErr w:type="spellEnd"/>
       <w:r>
         <w:tab/>
       </w:r>
@@ -141,8 +211,13 @@
     </w:p>
     <w:p>
       <w:r>
-        <w:t>- Race</w:t>
-      </w:r>
+        <w:t xml:space="preserve">- </w:t>
+      </w:r>
+      <w:proofErr w:type="spellStart"/>
+      <w:r>
+        <w:t>Race</w:t>
+      </w:r>
+      <w:proofErr w:type="spellEnd"/>
       <w:r>
         <w:tab/>
       </w:r>
@@ -156,7 +231,15 @@
     </w:p>
     <w:p>
       <w:r>
-        <w:t>- Education: Eğitim durumu</w:t>
+        <w:t xml:space="preserve">- </w:t>
+      </w:r>
+      <w:proofErr w:type="spellStart"/>
+      <w:r>
+        <w:t>Education</w:t>
+      </w:r>
+      <w:proofErr w:type="spellEnd"/>
+      <w:r>
+        <w:t>: Eğitim durumu</w:t>
       </w:r>
     </w:p>
     <w:p/>
@@ -198,8 +281,21 @@
           <w:numId w:val="2"/>
         </w:numPr>
       </w:pPr>
-      <w:r>
-        <w:t>head() ve View() fonksiyonları ile veri incelenmiştir</w:t>
+      <w:proofErr w:type="spellStart"/>
+      <w:r>
+        <w:t>head</w:t>
+      </w:r>
+      <w:proofErr w:type="spellEnd"/>
+      <w:r>
+        <w:t xml:space="preserve">() ve </w:t>
+      </w:r>
+      <w:proofErr w:type="spellStart"/>
+      <w:r>
+        <w:t>View</w:t>
+      </w:r>
+      <w:proofErr w:type="spellEnd"/>
+      <w:r>
+        <w:t>() fonksiyonları ile veri incelenmiştir</w:t>
       </w:r>
     </w:p>
     <w:p>
@@ -210,8 +306,29 @@
           <w:numId w:val="2"/>
         </w:numPr>
       </w:pPr>
-      <w:r>
-        <w:t>dim(), nrow(), ncol() ile veri boyutları kontrol edilmiştir</w:t>
+      <w:proofErr w:type="spellStart"/>
+      <w:r>
+        <w:t>dim</w:t>
+      </w:r>
+      <w:proofErr w:type="spellEnd"/>
+      <w:r>
+        <w:t xml:space="preserve">(), </w:t>
+      </w:r>
+      <w:proofErr w:type="spellStart"/>
+      <w:r>
+        <w:t>nrow</w:t>
+      </w:r>
+      <w:proofErr w:type="spellEnd"/>
+      <w:r>
+        <w:t xml:space="preserve">(), </w:t>
+      </w:r>
+      <w:proofErr w:type="spellStart"/>
+      <w:r>
+        <w:t>ncol</w:t>
+      </w:r>
+      <w:proofErr w:type="spellEnd"/>
+      <w:r>
+        <w:t>() ile veri boyutları kontrol edilmiştir</w:t>
       </w:r>
     </w:p>
     <w:p>
@@ -222,8 +339,29 @@
           <w:numId w:val="2"/>
         </w:numPr>
       </w:pPr>
-      <w:r>
-        <w:t>names(), class(), str() ile veri yapısı analiz edilmiştir</w:t>
+      <w:proofErr w:type="spellStart"/>
+      <w:r>
+        <w:t>names</w:t>
+      </w:r>
+      <w:proofErr w:type="spellEnd"/>
+      <w:r>
+        <w:t xml:space="preserve">(), </w:t>
+      </w:r>
+      <w:proofErr w:type="spellStart"/>
+      <w:r>
+        <w:t>class</w:t>
+      </w:r>
+      <w:proofErr w:type="spellEnd"/>
+      <w:r>
+        <w:t xml:space="preserve">(), </w:t>
+      </w:r>
+      <w:proofErr w:type="spellStart"/>
+      <w:r>
+        <w:t>str</w:t>
+      </w:r>
+      <w:proofErr w:type="spellEnd"/>
+      <w:r>
+        <w:t>() ile veri yapısı analiz edilmiştir</w:t>
       </w:r>
     </w:p>
     <w:p>
@@ -234,8 +372,13 @@
           <w:numId w:val="2"/>
         </w:numPr>
       </w:pPr>
-      <w:r>
-        <w:t>summary() ile genel özet istatistikler elde edilmiştir</w:t>
+      <w:proofErr w:type="spellStart"/>
+      <w:r>
+        <w:t>summary</w:t>
+      </w:r>
+      <w:proofErr w:type="spellEnd"/>
+      <w:r>
+        <w:t>() ile genel özet istatistikler elde edilmiştir</w:t>
       </w:r>
     </w:p>
     <w:p>
@@ -246,8 +389,21 @@
           <w:numId w:val="2"/>
         </w:numPr>
       </w:pPr>
-      <w:r>
-        <w:t>is.na() ve colSums() ile eksik veriler incelenmiştir</w:t>
+      <w:proofErr w:type="spellStart"/>
+      <w:r>
+        <w:t>colSums</w:t>
+      </w:r>
+      <w:proofErr w:type="spellEnd"/>
+      <w:r>
+        <w:t xml:space="preserve">() ve </w:t>
+      </w:r>
+      <w:proofErr w:type="spellStart"/>
+      <w:r>
+        <w:t>sum</w:t>
+      </w:r>
+      <w:proofErr w:type="spellEnd"/>
+      <w:r>
+        <w:t>() ile eksik veriler incelenmiştir</w:t>
       </w:r>
     </w:p>
     <w:p>
@@ -258,8 +414,13 @@
           <w:numId w:val="2"/>
         </w:numPr>
       </w:pPr>
-      <w:r>
-        <w:t>mean(), median(), quantile() ile sayısal değişkenler analiz edilmiştir</w:t>
+      <w:proofErr w:type="spellStart"/>
+      <w:r>
+        <w:t>length</w:t>
+      </w:r>
+      <w:proofErr w:type="spellEnd"/>
+      <w:r>
+        <w:t>() ile değişken uzunluğu kontrol edilmiştir</w:t>
       </w:r>
     </w:p>
     <w:p>
@@ -270,8 +431,29 @@
           <w:numId w:val="2"/>
         </w:numPr>
       </w:pPr>
-      <w:r>
-        <w:t>min() ve max() ile veri aralıkları belirlenmiştir</w:t>
+      <w:proofErr w:type="spellStart"/>
+      <w:r>
+        <w:t>mean</w:t>
+      </w:r>
+      <w:proofErr w:type="spellEnd"/>
+      <w:r>
+        <w:t xml:space="preserve">(), </w:t>
+      </w:r>
+      <w:proofErr w:type="spellStart"/>
+      <w:r>
+        <w:t>median</w:t>
+      </w:r>
+      <w:proofErr w:type="spellEnd"/>
+      <w:r>
+        <w:t xml:space="preserve">(), </w:t>
+      </w:r>
+      <w:proofErr w:type="spellStart"/>
+      <w:r>
+        <w:t>quantile</w:t>
+      </w:r>
+      <w:proofErr w:type="spellEnd"/>
+      <w:r>
+        <w:t>() ile sayısal değişkenler analiz edilmiştir</w:t>
       </w:r>
     </w:p>
     <w:p>
@@ -282,8 +464,29 @@
           <w:numId w:val="2"/>
         </w:numPr>
       </w:pPr>
-      <w:r>
-        <w:t>table() ve prop.table() ile kategorik değişkenler analiz edilmiştir</w:t>
+      <w:proofErr w:type="spellStart"/>
+      <w:r>
+        <w:t>min</w:t>
+      </w:r>
+      <w:proofErr w:type="spellEnd"/>
+      <w:r>
+        <w:t xml:space="preserve">(), </w:t>
+      </w:r>
+      <w:proofErr w:type="spellStart"/>
+      <w:r>
+        <w:t>max</w:t>
+      </w:r>
+      <w:proofErr w:type="spellEnd"/>
+      <w:r>
+        <w:t xml:space="preserve">() ve </w:t>
+      </w:r>
+      <w:proofErr w:type="spellStart"/>
+      <w:r>
+        <w:t>sort</w:t>
+      </w:r>
+      <w:proofErr w:type="spellEnd"/>
+      <w:r>
+        <w:t>() ile veri aralıkları ve sıralama incelenmiştir</w:t>
       </w:r>
     </w:p>
     <w:p>
@@ -294,8 +497,29 @@
           <w:numId w:val="2"/>
         </w:numPr>
       </w:pPr>
-      <w:r>
-        <w:t>hist(), boxplot(), plot() ve qqnorm() fonksiyonları ile grafikler oluşturulmuştur</w:t>
+      <w:proofErr w:type="spellStart"/>
+      <w:r>
+        <w:t>table</w:t>
+      </w:r>
+      <w:proofErr w:type="spellEnd"/>
+      <w:r>
+        <w:t xml:space="preserve">(), </w:t>
+      </w:r>
+      <w:proofErr w:type="spellStart"/>
+      <w:r>
+        <w:t>unique</w:t>
+      </w:r>
+      <w:proofErr w:type="spellEnd"/>
+      <w:r>
+        <w:t xml:space="preserve">() ve </w:t>
+      </w:r>
+      <w:proofErr w:type="spellStart"/>
+      <w:r>
+        <w:t>prop.table</w:t>
+      </w:r>
+      <w:proofErr w:type="spellEnd"/>
+      <w:r>
+        <w:t>() ile kategorik değişkenler analiz edilmiştir</w:t>
       </w:r>
     </w:p>
     <w:p>
@@ -306,18 +530,112 @@
           <w:numId w:val="2"/>
         </w:numPr>
       </w:pPr>
-      <w:r>
-        <w:t>rename(), select() ve filter() fonksiyonları ile veri üzerinde basit işlemler yapılmıştır</w:t>
-      </w:r>
-    </w:p>
-    <w:p>
-      <w:r>
-        <w:t>5. GitHub Linki</w:t>
-      </w:r>
-    </w:p>
-    <w:p>
-      <w:r>
-        <w:t>Çalışmaya ait kodlar aşağıdaki GitHub linkinde paylaşılmıştır:</w:t>
+      <w:proofErr w:type="spellStart"/>
+      <w:r>
+        <w:t>hist</w:t>
+      </w:r>
+      <w:proofErr w:type="spellEnd"/>
+      <w:r>
+        <w:t xml:space="preserve">(), </w:t>
+      </w:r>
+      <w:proofErr w:type="spellStart"/>
+      <w:r>
+        <w:t>boxplot</w:t>
+      </w:r>
+      <w:proofErr w:type="spellEnd"/>
+      <w:r>
+        <w:t xml:space="preserve">(), </w:t>
+      </w:r>
+      <w:proofErr w:type="spellStart"/>
+      <w:r>
+        <w:t>plot</w:t>
+      </w:r>
+      <w:proofErr w:type="spellEnd"/>
+      <w:r>
+        <w:t xml:space="preserve">(), </w:t>
+      </w:r>
+      <w:proofErr w:type="spellStart"/>
+      <w:r>
+        <w:t>qqnorm</w:t>
+      </w:r>
+      <w:proofErr w:type="spellEnd"/>
+      <w:r>
+        <w:t xml:space="preserve">() ve </w:t>
+      </w:r>
+      <w:proofErr w:type="spellStart"/>
+      <w:r>
+        <w:t>qqline</w:t>
+      </w:r>
+      <w:proofErr w:type="spellEnd"/>
+      <w:r>
+        <w:t>() fonksiyonları ile grafikler oluşturulmuştur</w:t>
+      </w:r>
+    </w:p>
+    <w:p>
+      <w:pPr>
+        <w:pStyle w:val="ListeParagraf"/>
+        <w:numPr>
+          <w:ilvl w:val="0"/>
+          <w:numId w:val="2"/>
+        </w:numPr>
+      </w:pPr>
+      <w:proofErr w:type="spellStart"/>
+      <w:r>
+        <w:t>rename</w:t>
+      </w:r>
+      <w:proofErr w:type="spellEnd"/>
+      <w:r>
+        <w:t xml:space="preserve">(), </w:t>
+      </w:r>
+      <w:proofErr w:type="spellStart"/>
+      <w:r>
+        <w:t>select</w:t>
+      </w:r>
+      <w:proofErr w:type="spellEnd"/>
+      <w:r>
+        <w:t xml:space="preserve">() ve </w:t>
+      </w:r>
+      <w:proofErr w:type="spellStart"/>
+      <w:r>
+        <w:t>filter</w:t>
+      </w:r>
+      <w:proofErr w:type="spellEnd"/>
+      <w:r>
+        <w:t xml:space="preserve">() fonksiyonları ile veri üzerinde basit işlemler </w:t>
+      </w:r>
+      <w:proofErr w:type="spellStart"/>
+      <w:r>
+        <w:t>yapılmıştır</w:t>
+      </w:r>
+      <w:r>
+        <w:t>yapılmıştır</w:t>
+      </w:r>
+      <w:proofErr w:type="spellEnd"/>
+    </w:p>
+    <w:p>
+      <w:r>
+        <w:t xml:space="preserve">5. </w:t>
+      </w:r>
+      <w:proofErr w:type="spellStart"/>
+      <w:r>
+        <w:t>GitHub</w:t>
+      </w:r>
+      <w:proofErr w:type="spellEnd"/>
+      <w:r>
+        <w:t xml:space="preserve"> Linki</w:t>
+      </w:r>
+    </w:p>
+    <w:p>
+      <w:r>
+        <w:t xml:space="preserve">Çalışmaya ait kodlar aşağıdaki </w:t>
+      </w:r>
+      <w:proofErr w:type="spellStart"/>
+      <w:r>
+        <w:t>GitHub</w:t>
+      </w:r>
+      <w:proofErr w:type="spellEnd"/>
+      <w:r>
+        <w:t xml:space="preserve"> linkinde paylaşılmıştır:</w:t>
       </w:r>
     </w:p>
     <w:p>
